--- a/part16-20-src/reference.docx
+++ b/part16-20-src/reference.docx
@@ -384,7 +384,7 @@
     </w:p>
     <w:sectPr>
       <w:pgSz w:w="12240" w:h="15840"/>
-      <w:pgMar w:left="1296" w:right="1296" w:top="1296" w:bottom="1296"/>
+      <w:pgMar w:left="1080" w:right="1080" w:top="1152" w:bottom="1152"/>
     </w:sectPr>
   </w:body>
 </w:document>
